--- a/Fiche_Pascal_Denis_2026-2027.docx
+++ b/Fiche_Pascal_Denis_2026-2027.docx
@@ -670,7 +670,7 @@
                 <w:sz w:val="16"/>
                 <w:szCs w:val="16"/>
               </w:rPr>
-              <w:t xml:space="preserve">   2013 · 13.2</w:t>
+              <w:t xml:space="preserve">   2013 · 13.3</w:t>
             </w:r>
           </w:p>
         </w:tc>
@@ -1065,7 +1065,7 @@
                 <w:sz w:val="16"/>
                 <w:szCs w:val="16"/>
               </w:rPr>
-              <w:t xml:space="preserve">   1980 · 46.4</w:t>
+              <w:t xml:space="preserve">   1980 · 46.5</w:t>
             </w:r>
           </w:p>
         </w:tc>
